--- a/zht/docx/022.content.docx
+++ b/zht/docx/022.content.docx
@@ -150,26 +150,6 @@
           <w:lang w:val="zh_TW" w:bidi="zh_TW"/>
         </w:rPr>
         <w:t>ge</w:t>
-      </w:r>
-      <w:r>
-        <w:rPr>
-          <w:lang w:val="zh_TW" w:bidi="zh_TW"/>
-        </w:rPr>
-      </w:r>
-    </w:p>
-    <w:p>
-      <w:pPr/>
-      <w:r>
-        <w:rPr>
-          <w:lang w:val="zh_TW" w:bidi="zh_TW"/>
-        </w:rPr>
-      </w:r>
-      <w:r>
-        <w:rPr>
-          <w:i/>
-          <w:lang w:val="zh_TW" w:bidi="zh_TW"/>
-        </w:rPr>
-        <w:t>割禮</w:t>
       </w:r>
       <w:r>
         <w:rPr>

--- a/zht/docx/022.content.docx
+++ b/zht/docx/022.content.docx
@@ -19,7 +19,7 @@
         <w:rPr>
           <w:lang w:val="zh_TW" w:bidi="zh_TW"/>
         </w:rPr>
-        <w:t>Resource: Study Notes - Themes (Tyndale)</w:t>
+        <w:t>Resource: Tyndale Open Study Notes</w:t>
       </w:r>
       <w:r>
         <w:rPr>
@@ -112,7 +112,7 @@
         <w:rPr>
           <w:lang w:val="zh_TW" w:bidi="zh_TW"/>
         </w:rPr>
-        <w:t>Study Notes - Themes (Tyndale)</w:t>
+        <w:t>Tyndale Open Study Notes</w:t>
       </w:r>
     </w:p>
     <w:p>

--- a/zht/docx/022.content.docx
+++ b/zht/docx/022.content.docx
@@ -149,7 +149,7 @@
         <w:rPr>
           <w:lang w:val="zh_TW" w:bidi="zh_TW"/>
         </w:rPr>
-        <w:t>ge</w:t>
+        <w:t>gei</w:t>
       </w:r>
       <w:r>
         <w:rPr>
@@ -212,7 +212,7 @@
         <w:rPr>
           <w:lang w:val="zh_TW" w:bidi="zh_TW"/>
         </w:rPr>
-        <w:t>割禮</w:t>
+        <w:t>給七個教會的書信</w:t>
       </w:r>
       <w:r>
         <w:rPr>
@@ -231,7 +231,7 @@
         <w:rPr>
           <w:lang w:val="zh_TW" w:bidi="zh_TW"/>
         </w:rPr>
-        <w:t>許多古代文化都有行割禮的習俗，即割除男性包皮（見</w:t>
+        <w:t>在寫給亞細亞七個教會的書信中，使徒約翰使用了一個固定的文學模式（</w:t>
       </w:r>
       <w:hyperlink r:id="rId13">
         <w:r>
@@ -242,7 +242,25 @@
             <w:color w:val="0000EE"/>
             <w:u w:val="single"/>
           </w:rPr>
-          <w:t>耶9:25–26</w:t>
+          <w:t>啟2–3章</w:t>
+        </w:r>
+      </w:hyperlink>
+      <w:r>
+        <w:rPr>
+          <w:lang w:val="zh_TW" w:bidi="zh_TW"/>
+        </w:rPr>
+        <w:t>）。每封信的開流，都是寫給某個城中的「教會的使者」。接著，引用「人子」異象中對耶穌某個特徵的描述（</w:t>
+      </w:r>
+      <w:hyperlink r:id="rId14">
+        <w:r>
+          <w:rPr>
+            <w:lang w:val="zh_TW" w:bidi="zh_TW"/>
+          </w:rPr>
+          <w:rPr>
+            <w:color w:val="0000EE"/>
+            <w:u w:val="single"/>
+          </w:rPr>
+          <w:t>1:12–18</w:t>
         </w:r>
       </w:hyperlink>
       <w:r>
@@ -263,85 +281,7 @@
         <w:rPr>
           <w:lang w:val="zh_TW" w:bidi="zh_TW"/>
         </w:rPr>
-        <w:t>神揀選割禮作為立約的記號（特別的約定），其焦點是後裔。神應許要使亞伯拉罕和他的後裔成為大國，並藉他們救贖外邦萬民（</w:t>
-      </w:r>
-      <w:hyperlink r:id="rId14">
-        <w:r>
-          <w:rPr>
-            <w:lang w:val="zh_TW" w:bidi="zh_TW"/>
-          </w:rPr>
-          <w:rPr>
-            <w:color w:val="0000EE"/>
-            <w:u w:val="single"/>
-          </w:rPr>
-          <w:t>創12:2、</w:t>
-        </w:r>
-      </w:hyperlink>
-      <w:hyperlink r:id="rId15">
-        <w:r>
-          <w:rPr>
-            <w:lang w:val="zh_TW" w:bidi="zh_TW"/>
-          </w:rPr>
-          <w:rPr>
-            <w:color w:val="0000EE"/>
-            <w:u w:val="single"/>
-          </w:rPr>
-          <w:t>3，</w:t>
-        </w:r>
-      </w:hyperlink>
-      <w:hyperlink r:id="rId16">
-        <w:r>
-          <w:rPr>
-            <w:lang w:val="zh_TW" w:bidi="zh_TW"/>
-          </w:rPr>
-          <w:rPr>
-            <w:color w:val="0000EE"/>
-            <w:u w:val="single"/>
-          </w:rPr>
-          <w:t>17:3–6</w:t>
-        </w:r>
-      </w:hyperlink>
-      <w:r>
-        <w:rPr>
-          <w:lang w:val="zh_TW" w:bidi="zh_TW"/>
-        </w:rPr>
-        <w:t>；見</w:t>
-      </w:r>
-      <w:hyperlink r:id="rId17">
-        <w:r>
-          <w:rPr>
-            <w:lang w:val="zh_TW" w:bidi="zh_TW"/>
-          </w:rPr>
-          <w:rPr>
-            <w:color w:val="0000EE"/>
-            <w:u w:val="single"/>
-          </w:rPr>
-          <w:t>加3:8–9</w:t>
-        </w:r>
-      </w:hyperlink>
-      <w:r>
-        <w:rPr>
-          <w:lang w:val="zh_TW" w:bidi="zh_TW"/>
-        </w:rPr>
-        <w:t>）。割禮是神在人體上所立的記號，表明亞伯拉罕和他的後裔屬乎神（</w:t>
-      </w:r>
-      <w:hyperlink r:id="rId18">
-        <w:r>
-          <w:rPr>
-            <w:lang w:val="zh_TW" w:bidi="zh_TW"/>
-          </w:rPr>
-          <w:rPr>
-            <w:color w:val="0000EE"/>
-            <w:u w:val="single"/>
-          </w:rPr>
-          <w:t>創17:9–14</w:t>
-        </w:r>
-      </w:hyperlink>
-      <w:r>
-        <w:rPr>
-          <w:lang w:val="zh_TW" w:bidi="zh_TW"/>
-        </w:rPr>
-        <w:t>），並提醒他們要忠於這約。</w:t>
+        <w:t>耶穌說祂知道每個教會的光景，並描述其狀況。祂給予勸勉或責備，並應許那些順服的人必得賞賜。每一次，耶穌都強調人們必須全心聆聽聖靈向眾教會所說的話。</w:t>
       </w:r>
     </w:p>
     <w:p>
@@ -355,97 +295,7 @@
         <w:rPr>
           <w:lang w:val="zh_TW" w:bidi="zh_TW"/>
         </w:rPr>
-        <w:t>成年男子在加入立約群體時會受割禮（</w:t>
-      </w:r>
-      <w:hyperlink r:id="rId19">
-        <w:r>
-          <w:rPr>
-            <w:lang w:val="zh_TW" w:bidi="zh_TW"/>
-          </w:rPr>
-          <w:rPr>
-            <w:color w:val="0000EE"/>
-            <w:u w:val="single"/>
-          </w:rPr>
-          <w:t>創17:23–27</w:t>
-        </w:r>
-      </w:hyperlink>
-      <w:r>
-        <w:rPr>
-          <w:lang w:val="zh_TW" w:bidi="zh_TW"/>
-        </w:rPr>
-        <w:t>；</w:t>
-      </w:r>
-      <w:hyperlink r:id="rId20">
-        <w:r>
-          <w:rPr>
-            <w:lang w:val="zh_TW" w:bidi="zh_TW"/>
-          </w:rPr>
-          <w:rPr>
-            <w:color w:val="0000EE"/>
-            <w:u w:val="single"/>
-          </w:rPr>
-          <w:t>出12:48</w:t>
-        </w:r>
-      </w:hyperlink>
-      <w:r>
-        <w:rPr>
-          <w:lang w:val="zh_TW" w:bidi="zh_TW"/>
-        </w:rPr>
-        <w:t>；</w:t>
-      </w:r>
-      <w:hyperlink r:id="rId21">
-        <w:r>
-          <w:rPr>
-            <w:lang w:val="zh_TW" w:bidi="zh_TW"/>
-          </w:rPr>
-          <w:rPr>
-            <w:color w:val="0000EE"/>
-            <w:u w:val="single"/>
-          </w:rPr>
-          <w:t>書5:3–7</w:t>
-        </w:r>
-      </w:hyperlink>
-      <w:r>
-        <w:rPr>
-          <w:lang w:val="zh_TW" w:bidi="zh_TW"/>
-        </w:rPr>
-        <w:t>），不過，多數情況下是為嬰孩施行割禮（</w:t>
-      </w:r>
-      <w:hyperlink r:id="rId22">
-        <w:r>
-          <w:rPr>
-            <w:lang w:val="zh_TW" w:bidi="zh_TW"/>
-          </w:rPr>
-          <w:rPr>
-            <w:color w:val="0000EE"/>
-            <w:u w:val="single"/>
-          </w:rPr>
-          <w:t>創21:4</w:t>
-        </w:r>
-      </w:hyperlink>
-      <w:r>
-        <w:rPr>
-          <w:lang w:val="zh_TW" w:bidi="zh_TW"/>
-        </w:rPr>
-        <w:t>；</w:t>
-      </w:r>
-      <w:hyperlink r:id="rId23">
-        <w:r>
-          <w:rPr>
-            <w:lang w:val="zh_TW" w:bidi="zh_TW"/>
-          </w:rPr>
-          <w:rPr>
-            <w:color w:val="0000EE"/>
-            <w:u w:val="single"/>
-          </w:rPr>
-          <w:t>利12:3</w:t>
-        </w:r>
-      </w:hyperlink>
-      <w:r>
-        <w:rPr>
-          <w:lang w:val="zh_TW" w:bidi="zh_TW"/>
-        </w:rPr>
-        <w:t>）。嬰孩藉由父母而領受神的應許，並進入立約的群體。</w:t>
+        <w:t>解經家常將這七封信分為七個獨立的信息，有人認為象徵著七類人或七個歷史時期。然而，這些書信最初是耶穌直接寫給當時亞細亞具體的地方教會。耶穌認識每一個地方的基督徒群體，並勸勉他們忠心跟隨祂。</w:t>
       </w:r>
     </w:p>
     <w:p>
@@ -459,429 +309,7 @@
         <w:rPr>
           <w:lang w:val="zh_TW" w:bidi="zh_TW"/>
         </w:rPr>
-        <w:t>信心是領受神祝福的必要條件。這點從以實瑪利與以撒、以掃與雅各，以及約瑟與他的兄弟們的差異中看出來。非以色列人也可以加入以色列的約（</w:t>
-      </w:r>
-      <w:hyperlink r:id="rId20">
-        <w:r>
-          <w:rPr>
-            <w:lang w:val="zh_TW" w:bidi="zh_TW"/>
-          </w:rPr>
-          <w:rPr>
-            <w:color w:val="0000EE"/>
-            <w:u w:val="single"/>
-          </w:rPr>
-          <w:t>出12:48</w:t>
-        </w:r>
-      </w:hyperlink>
-      <w:r>
-        <w:rPr>
-          <w:lang w:val="zh_TW" w:bidi="zh_TW"/>
-        </w:rPr>
-        <w:t>；參</w:t>
-      </w:r>
-      <w:hyperlink r:id="rId24">
-        <w:r>
-          <w:rPr>
-            <w:lang w:val="zh_TW" w:bidi="zh_TW"/>
-          </w:rPr>
-          <w:rPr>
-            <w:color w:val="0000EE"/>
-            <w:u w:val="single"/>
-          </w:rPr>
-          <w:t>創34:15–24</w:t>
-        </w:r>
-      </w:hyperlink>
-      <w:r>
-        <w:rPr>
-          <w:lang w:val="zh_TW" w:bidi="zh_TW"/>
-        </w:rPr>
-        <w:t>）。割禮成了他們加入敬拜群體的記號（例如，</w:t>
-      </w:r>
-      <w:hyperlink r:id="rId25">
-        <w:r>
-          <w:rPr>
-            <w:lang w:val="zh_TW" w:bidi="zh_TW"/>
-          </w:rPr>
-          <w:rPr>
-            <w:color w:val="0000EE"/>
-            <w:u w:val="single"/>
-          </w:rPr>
-          <w:t>出12:44</w:t>
-        </w:r>
-      </w:hyperlink>
-      <w:r>
-        <w:rPr>
-          <w:lang w:val="zh_TW" w:bidi="zh_TW"/>
-        </w:rPr>
-        <w:t>）。</w:t>
-      </w:r>
-    </w:p>
-    <w:p>
-      <w:pPr/>
-      <w:r>
-        <w:rPr>
-          <w:lang w:val="zh_TW" w:bidi="zh_TW"/>
-        </w:rPr>
-      </w:r>
-      <w:r>
-        <w:rPr>
-          <w:lang w:val="zh_TW" w:bidi="zh_TW"/>
-        </w:rPr>
-        <w:t>割禮幫助以色列人記得要棄絕天然的污穢。作為神的百姓，他們必須對約、家庭與婚姻保持忠誠。與未受割禮、未在約中的人通婚，就是違背神所立的約。百姓將任何拒絕接受割禮（象徵性的身體</w:t>
-      </w:r>
-      <w:r>
-        <w:rPr>
-          <w:i/>
-          <w:lang w:val="zh_TW" w:bidi="zh_TW"/>
-        </w:rPr>
-        <w:t>剪除</w:t>
-      </w:r>
-      <w:r>
-        <w:rPr>
-          <w:lang w:val="zh_TW" w:bidi="zh_TW"/>
-        </w:rPr>
-        <w:t>）的男子從約的群體中驅逐（「</w:t>
-      </w:r>
-      <w:r>
-        <w:rPr>
-          <w:i/>
-          <w:lang w:val="zh_TW" w:bidi="zh_TW"/>
-        </w:rPr>
-        <w:t>剪除</w:t>
-      </w:r>
-      <w:r>
-        <w:rPr>
-          <w:lang w:val="zh_TW" w:bidi="zh_TW"/>
-        </w:rPr>
-        <w:t>」），因他違背了神的命令（</w:t>
-      </w:r>
-      <w:hyperlink r:id="rId26">
-        <w:r>
-          <w:rPr>
-            <w:lang w:val="zh_TW" w:bidi="zh_TW"/>
-          </w:rPr>
-          <w:rPr>
-            <w:color w:val="0000EE"/>
-            <w:u w:val="single"/>
-          </w:rPr>
-          <w:t>創17:14</w:t>
-        </w:r>
-      </w:hyperlink>
-      <w:r>
-        <w:rPr>
-          <w:lang w:val="zh_TW" w:bidi="zh_TW"/>
-        </w:rPr>
-        <w:t>）。</w:t>
-      </w:r>
-    </w:p>
-    <w:p>
-      <w:pPr/>
-      <w:r>
-        <w:rPr>
-          <w:lang w:val="zh_TW" w:bidi="zh_TW"/>
-        </w:rPr>
-      </w:r>
-      <w:r>
-        <w:rPr>
-          <w:lang w:val="zh_TW" w:bidi="zh_TW"/>
-        </w:rPr>
-        <w:t>割禮象徵與世界的分別、潔淨，以及對約的忠誠，也成了「心受割禮」的重要隱喻。這是指一顆願意歸向神、為神所分別的心，而不是剛硬悖逆的心（</w:t>
-      </w:r>
-      <w:hyperlink r:id="rId27">
-        <w:r>
-          <w:rPr>
-            <w:lang w:val="zh_TW" w:bidi="zh_TW"/>
-          </w:rPr>
-          <w:rPr>
-            <w:color w:val="0000EE"/>
-            <w:u w:val="single"/>
-          </w:rPr>
-          <w:t>利26:41</w:t>
-        </w:r>
-      </w:hyperlink>
-      <w:r>
-        <w:rPr>
-          <w:lang w:val="zh_TW" w:bidi="zh_TW"/>
-        </w:rPr>
-        <w:t>；</w:t>
-      </w:r>
-      <w:hyperlink r:id="rId28">
-        <w:r>
-          <w:rPr>
-            <w:lang w:val="zh_TW" w:bidi="zh_TW"/>
-          </w:rPr>
-          <w:rPr>
-            <w:color w:val="0000EE"/>
-            <w:u w:val="single"/>
-          </w:rPr>
-          <w:t>申30:6</w:t>
-        </w:r>
-      </w:hyperlink>
-      <w:r>
-        <w:rPr>
-          <w:lang w:val="zh_TW" w:bidi="zh_TW"/>
-        </w:rPr>
-        <w:t>；</w:t>
-      </w:r>
-      <w:hyperlink r:id="rId29">
-        <w:r>
-          <w:rPr>
-            <w:lang w:val="zh_TW" w:bidi="zh_TW"/>
-          </w:rPr>
-          <w:rPr>
-            <w:color w:val="0000EE"/>
-            <w:u w:val="single"/>
-          </w:rPr>
-          <w:t>耶4:4，</w:t>
-        </w:r>
-      </w:hyperlink>
-      <w:hyperlink r:id="rId30">
-        <w:r>
-          <w:rPr>
-            <w:lang w:val="zh_TW" w:bidi="zh_TW"/>
-          </w:rPr>
-          <w:rPr>
-            <w:color w:val="0000EE"/>
-            <w:u w:val="single"/>
-          </w:rPr>
-          <w:t>9:26</w:t>
-        </w:r>
-      </w:hyperlink>
-      <w:r>
-        <w:rPr>
-          <w:lang w:val="zh_TW" w:bidi="zh_TW"/>
-        </w:rPr>
-        <w:t>；</w:t>
-      </w:r>
-      <w:hyperlink r:id="rId31">
-        <w:r>
-          <w:rPr>
-            <w:lang w:val="zh_TW" w:bidi="zh_TW"/>
-          </w:rPr>
-          <w:rPr>
-            <w:color w:val="0000EE"/>
-            <w:u w:val="single"/>
-          </w:rPr>
-          <w:t>弗2:11</w:t>
-        </w:r>
-      </w:hyperlink>
-      <w:r>
-        <w:rPr>
-          <w:lang w:val="zh_TW" w:bidi="zh_TW"/>
-        </w:rPr>
-        <w:t>）。心受割禮顯出真正的救恩，與神有真實的交通（見</w:t>
-      </w:r>
-      <w:hyperlink r:id="rId32">
-        <w:r>
-          <w:rPr>
-            <w:lang w:val="zh_TW" w:bidi="zh_TW"/>
-          </w:rPr>
-          <w:rPr>
-            <w:color w:val="0000EE"/>
-            <w:u w:val="single"/>
-          </w:rPr>
-          <w:t>結18:31–32，</w:t>
-        </w:r>
-      </w:hyperlink>
-      <w:hyperlink r:id="rId33">
-        <w:r>
-          <w:rPr>
-            <w:lang w:val="zh_TW" w:bidi="zh_TW"/>
-          </w:rPr>
-          <w:rPr>
-            <w:color w:val="0000EE"/>
-            <w:u w:val="single"/>
-          </w:rPr>
-          <w:t>36:25–27</w:t>
-        </w:r>
-      </w:hyperlink>
-      <w:r>
-        <w:rPr>
-          <w:lang w:val="zh_TW" w:bidi="zh_TW"/>
-        </w:rPr>
-        <w:t>；</w:t>
-      </w:r>
-      <w:hyperlink r:id="rId34">
-        <w:r>
-          <w:rPr>
-            <w:lang w:val="zh_TW" w:bidi="zh_TW"/>
-          </w:rPr>
-          <w:rPr>
-            <w:color w:val="0000EE"/>
-            <w:u w:val="single"/>
-          </w:rPr>
-          <w:t>羅2:28–29，</w:t>
-        </w:r>
-      </w:hyperlink>
-      <w:hyperlink r:id="rId35">
-        <w:r>
-          <w:rPr>
-            <w:lang w:val="zh_TW" w:bidi="zh_TW"/>
-          </w:rPr>
-          <w:rPr>
-            <w:color w:val="0000EE"/>
-            <w:u w:val="single"/>
-          </w:rPr>
-          <w:t>4:11</w:t>
-        </w:r>
-      </w:hyperlink>
-      <w:r>
-        <w:rPr>
-          <w:lang w:val="zh_TW" w:bidi="zh_TW"/>
-        </w:rPr>
-        <w:t>）。</w:t>
-      </w:r>
-    </w:p>
-    <w:p>
-      <w:pPr/>
-      <w:r>
-        <w:rPr>
-          <w:lang w:val="zh_TW" w:bidi="zh_TW"/>
-        </w:rPr>
-      </w:r>
-      <w:r>
-        <w:rPr>
-          <w:lang w:val="zh_TW" w:bidi="zh_TW"/>
-        </w:rPr>
-        <w:t>當耶穌基督設立神的新約時，祂已成全了舊約的一切要求。外邦基督徒不再需要受割禮，因為信靠耶穌，就使他們成為神的子民（</w:t>
-      </w:r>
-      <w:hyperlink r:id="rId36">
-        <w:r>
-          <w:rPr>
-            <w:lang w:val="zh_TW" w:bidi="zh_TW"/>
-          </w:rPr>
-          <w:rPr>
-            <w:color w:val="0000EE"/>
-            <w:u w:val="single"/>
-          </w:rPr>
-          <w:t>徒15:1–29</w:t>
-        </w:r>
-      </w:hyperlink>
-      <w:r>
-        <w:rPr>
-          <w:lang w:val="zh_TW" w:bidi="zh_TW"/>
-        </w:rPr>
-        <w:t>；</w:t>
-      </w:r>
-      <w:hyperlink r:id="rId37">
-        <w:r>
-          <w:rPr>
-            <w:lang w:val="zh_TW" w:bidi="zh_TW"/>
-          </w:rPr>
-          <w:rPr>
-            <w:color w:val="0000EE"/>
-            <w:u w:val="single"/>
-          </w:rPr>
-          <w:t>羅2:25–29</w:t>
-        </w:r>
-      </w:hyperlink>
-      <w:r>
-        <w:rPr>
-          <w:lang w:val="zh_TW" w:bidi="zh_TW"/>
-        </w:rPr>
-        <w:t>；</w:t>
-      </w:r>
-      <w:hyperlink r:id="rId38">
-        <w:r>
-          <w:rPr>
-            <w:lang w:val="zh_TW" w:bidi="zh_TW"/>
-          </w:rPr>
-          <w:rPr>
-            <w:color w:val="0000EE"/>
-            <w:u w:val="single"/>
-          </w:rPr>
-          <w:t>加2:1–10，</w:t>
-        </w:r>
-      </w:hyperlink>
-      <w:hyperlink r:id="rId39">
-        <w:r>
-          <w:rPr>
-            <w:lang w:val="zh_TW" w:bidi="zh_TW"/>
-          </w:rPr>
-          <w:rPr>
-            <w:color w:val="0000EE"/>
-            <w:u w:val="single"/>
-          </w:rPr>
-          <w:t>6:15</w:t>
-        </w:r>
-      </w:hyperlink>
-      <w:r>
-        <w:rPr>
-          <w:lang w:val="zh_TW" w:bidi="zh_TW"/>
-        </w:rPr>
-        <w:t>；</w:t>
-      </w:r>
-      <w:hyperlink r:id="rId40">
-        <w:r>
-          <w:rPr>
-            <w:lang w:val="zh_TW" w:bidi="zh_TW"/>
-          </w:rPr>
-          <w:rPr>
-            <w:color w:val="0000EE"/>
-            <w:u w:val="single"/>
-          </w:rPr>
-          <w:t>西2:11–12</w:t>
-        </w:r>
-      </w:hyperlink>
-      <w:r>
-        <w:rPr>
-          <w:lang w:val="zh_TW" w:bidi="zh_TW"/>
-        </w:rPr>
-        <w:t>）。人必須信靠神與祂的應許，棄絕罪惡行為與世俗風俗，藉著信心活出新生命（見</w:t>
-      </w:r>
-      <w:hyperlink r:id="rId41">
-        <w:r>
-          <w:rPr>
-            <w:lang w:val="zh_TW" w:bidi="zh_TW"/>
-          </w:rPr>
-          <w:rPr>
-            <w:color w:val="0000EE"/>
-            <w:u w:val="single"/>
-          </w:rPr>
-          <w:t>耶31:33–34</w:t>
-        </w:r>
-      </w:hyperlink>
-      <w:r>
-        <w:rPr>
-          <w:lang w:val="zh_TW" w:bidi="zh_TW"/>
-        </w:rPr>
-        <w:t>；</w:t>
-      </w:r>
-      <w:hyperlink r:id="rId42">
-        <w:r>
-          <w:rPr>
-            <w:lang w:val="zh_TW" w:bidi="zh_TW"/>
-          </w:rPr>
-          <w:rPr>
-            <w:color w:val="0000EE"/>
-            <w:u w:val="single"/>
-          </w:rPr>
-          <w:t>羅8:1–17</w:t>
-        </w:r>
-      </w:hyperlink>
-      <w:r>
-        <w:rPr>
-          <w:lang w:val="zh_TW" w:bidi="zh_TW"/>
-        </w:rPr>
-        <w:t>；</w:t>
-      </w:r>
-      <w:hyperlink r:id="rId43">
-        <w:r>
-          <w:rPr>
-            <w:lang w:val="zh_TW" w:bidi="zh_TW"/>
-          </w:rPr>
-          <w:rPr>
-            <w:color w:val="0000EE"/>
-            <w:u w:val="single"/>
-          </w:rPr>
-          <w:t>加5:16–6:10</w:t>
-        </w:r>
-      </w:hyperlink>
-      <w:r>
-        <w:rPr>
-          <w:lang w:val="zh_TW" w:bidi="zh_TW"/>
-        </w:rPr>
-        <w:t>）。</w:t>
+        <w:t>這七封信構成一個完整的信息，適用於各時代、各地區的教會，因為每間教會都有自己的軟弱。任何地方教會可能會反映其中一個教會的特徵，而每個群體中也有人與當時教會中的信徒相似。耶穌邀請每一個基督徒群體，藉由這些信息來省察自己。</w:t>
       </w:r>
     </w:p>
     <w:p>
@@ -906,126 +334,6 @@
           <w:lang w:val="zh_TW" w:bidi="zh_TW"/>
         </w:rPr>
       </w:r>
-      <w:hyperlink r:id="rId18">
-        <w:r>
-          <w:rPr>
-            <w:lang w:val="zh_TW" w:bidi="zh_TW"/>
-          </w:rPr>
-          <w:rPr>
-            <w:color w:val="0000EE"/>
-            <w:u w:val="single"/>
-          </w:rPr>
-          <w:t>創17:9–14、</w:t>
-        </w:r>
-      </w:hyperlink>
-      <w:hyperlink r:id="rId19">
-        <w:r>
-          <w:rPr>
-            <w:lang w:val="zh_TW" w:bidi="zh_TW"/>
-          </w:rPr>
-          <w:rPr>
-            <w:color w:val="0000EE"/>
-            <w:u w:val="single"/>
-          </w:rPr>
-          <w:t>23–27，</w:t>
-        </w:r>
-      </w:hyperlink>
-      <w:hyperlink r:id="rId22">
-        <w:r>
-          <w:rPr>
-            <w:lang w:val="zh_TW" w:bidi="zh_TW"/>
-          </w:rPr>
-          <w:rPr>
-            <w:color w:val="0000EE"/>
-            <w:u w:val="single"/>
-          </w:rPr>
-          <w:t>21:4，</w:t>
-        </w:r>
-      </w:hyperlink>
-      <w:hyperlink r:id="rId44">
-        <w:r>
-          <w:rPr>
-            <w:lang w:val="zh_TW" w:bidi="zh_TW"/>
-          </w:rPr>
-          <w:rPr>
-            <w:color w:val="0000EE"/>
-            <w:u w:val="single"/>
-          </w:rPr>
-          <w:t>34:1–26</w:t>
-        </w:r>
-      </w:hyperlink>
-      <w:r>
-        <w:rPr>
-          <w:lang w:val="zh_TW" w:bidi="zh_TW"/>
-        </w:rPr>
-        <w:t>；</w:t>
-      </w:r>
-      <w:hyperlink r:id="rId45">
-        <w:r>
-          <w:rPr>
-            <w:lang w:val="zh_TW" w:bidi="zh_TW"/>
-          </w:rPr>
-          <w:rPr>
-            <w:color w:val="0000EE"/>
-            <w:u w:val="single"/>
-          </w:rPr>
-          <w:t>出4:24–26，</w:t>
-        </w:r>
-      </w:hyperlink>
-      <w:hyperlink r:id="rId20">
-        <w:r>
-          <w:rPr>
-            <w:lang w:val="zh_TW" w:bidi="zh_TW"/>
-          </w:rPr>
-          <w:rPr>
-            <w:color w:val="0000EE"/>
-            <w:u w:val="single"/>
-          </w:rPr>
-          <w:t>12:48</w:t>
-        </w:r>
-      </w:hyperlink>
-      <w:r>
-        <w:rPr>
-          <w:lang w:val="zh_TW" w:bidi="zh_TW"/>
-        </w:rPr>
-        <w:t>；</w:t>
-      </w:r>
-      <w:hyperlink r:id="rId23">
-        <w:r>
-          <w:rPr>
-            <w:lang w:val="zh_TW" w:bidi="zh_TW"/>
-          </w:rPr>
-          <w:rPr>
-            <w:color w:val="0000EE"/>
-            <w:u w:val="single"/>
-          </w:rPr>
-          <w:t>利12:3</w:t>
-        </w:r>
-      </w:hyperlink>
-      <w:r>
-        <w:rPr>
-          <w:lang w:val="zh_TW" w:bidi="zh_TW"/>
-        </w:rPr>
-        <w:t>；</w:t>
-      </w:r>
-      <w:hyperlink r:id="rId46">
-        <w:r>
-          <w:rPr>
-            <w:lang w:val="zh_TW" w:bidi="zh_TW"/>
-          </w:rPr>
-          <w:rPr>
-            <w:color w:val="0000EE"/>
-            <w:u w:val="single"/>
-          </w:rPr>
-          <w:t>書5:2–8</w:t>
-        </w:r>
-      </w:hyperlink>
-      <w:r>
-        <w:rPr>
-          <w:lang w:val="zh_TW" w:bidi="zh_TW"/>
-        </w:rPr>
-        <w:t>；</w:t>
-      </w:r>
       <w:hyperlink r:id="rId13">
         <w:r>
           <w:rPr>
@@ -1035,229 +343,7 @@
             <w:color w:val="0000EE"/>
             <w:u w:val="single"/>
           </w:rPr>
-          <w:t>耶9:25–26</w:t>
-        </w:r>
-      </w:hyperlink>
-      <w:r>
-        <w:rPr>
-          <w:lang w:val="zh_TW" w:bidi="zh_TW"/>
-        </w:rPr>
-        <w:t>；</w:t>
-      </w:r>
-      <w:hyperlink r:id="rId47">
-        <w:r>
-          <w:rPr>
-            <w:lang w:val="zh_TW" w:bidi="zh_TW"/>
-          </w:rPr>
-          <w:rPr>
-            <w:color w:val="0000EE"/>
-            <w:u w:val="single"/>
-          </w:rPr>
-          <w:t>結44:7–9</w:t>
-        </w:r>
-      </w:hyperlink>
-      <w:r>
-        <w:rPr>
-          <w:lang w:val="zh_TW" w:bidi="zh_TW"/>
-        </w:rPr>
-        <w:t>；</w:t>
-      </w:r>
-      <w:hyperlink r:id="rId48">
-        <w:r>
-          <w:rPr>
-            <w:lang w:val="zh_TW" w:bidi="zh_TW"/>
-          </w:rPr>
-          <w:rPr>
-            <w:color w:val="0000EE"/>
-            <w:u w:val="single"/>
-          </w:rPr>
-          <w:t>路1:59，</w:t>
-        </w:r>
-      </w:hyperlink>
-      <w:hyperlink r:id="rId49">
-        <w:r>
-          <w:rPr>
-            <w:lang w:val="zh_TW" w:bidi="zh_TW"/>
-          </w:rPr>
-          <w:rPr>
-            <w:color w:val="0000EE"/>
-            <w:u w:val="single"/>
-          </w:rPr>
-          <w:t>2:21</w:t>
-        </w:r>
-      </w:hyperlink>
-      <w:r>
-        <w:rPr>
-          <w:lang w:val="zh_TW" w:bidi="zh_TW"/>
-        </w:rPr>
-        <w:t>；</w:t>
-      </w:r>
-      <w:hyperlink r:id="rId50">
-        <w:r>
-          <w:rPr>
-            <w:lang w:val="zh_TW" w:bidi="zh_TW"/>
-          </w:rPr>
-          <w:rPr>
-            <w:color w:val="0000EE"/>
-            <w:u w:val="single"/>
-          </w:rPr>
-          <w:t>徒15:1–31，</w:t>
-        </w:r>
-      </w:hyperlink>
-      <w:hyperlink r:id="rId51">
-        <w:r>
-          <w:rPr>
-            <w:lang w:val="zh_TW" w:bidi="zh_TW"/>
-          </w:rPr>
-          <w:rPr>
-            <w:color w:val="0000EE"/>
-            <w:u w:val="single"/>
-          </w:rPr>
-          <w:t>16:1–5</w:t>
-        </w:r>
-      </w:hyperlink>
-      <w:r>
-        <w:rPr>
-          <w:lang w:val="zh_TW" w:bidi="zh_TW"/>
-        </w:rPr>
-        <w:t>；</w:t>
-      </w:r>
-      <w:hyperlink r:id="rId37">
-        <w:r>
-          <w:rPr>
-            <w:lang w:val="zh_TW" w:bidi="zh_TW"/>
-          </w:rPr>
-          <w:rPr>
-            <w:color w:val="0000EE"/>
-            <w:u w:val="single"/>
-          </w:rPr>
-          <w:t>羅2:25–29</w:t>
-        </w:r>
-      </w:hyperlink>
-      <w:r>
-        <w:rPr>
-          <w:lang w:val="zh_TW" w:bidi="zh_TW"/>
-        </w:rPr>
-        <w:t>；</w:t>
-      </w:r>
-      <w:hyperlink r:id="rId52">
-        <w:r>
-          <w:rPr>
-            <w:lang w:val="zh_TW" w:bidi="zh_TW"/>
-          </w:rPr>
-          <w:rPr>
-            <w:color w:val="0000EE"/>
-            <w:u w:val="single"/>
-          </w:rPr>
-          <w:t>林前7:17–19</w:t>
-        </w:r>
-      </w:hyperlink>
-      <w:r>
-        <w:rPr>
-          <w:lang w:val="zh_TW" w:bidi="zh_TW"/>
-        </w:rPr>
-        <w:t>；</w:t>
-      </w:r>
-      <w:hyperlink r:id="rId53">
-        <w:r>
-          <w:rPr>
-            <w:lang w:val="zh_TW" w:bidi="zh_TW"/>
-          </w:rPr>
-          <w:rPr>
-            <w:color w:val="0000EE"/>
-            <w:u w:val="single"/>
-          </w:rPr>
-          <w:t>加5:1–6、</w:t>
-        </w:r>
-      </w:hyperlink>
-      <w:hyperlink r:id="rId54">
-        <w:r>
-          <w:rPr>
-            <w:lang w:val="zh_TW" w:bidi="zh_TW"/>
-          </w:rPr>
-          <w:rPr>
-            <w:color w:val="0000EE"/>
-            <w:u w:val="single"/>
-          </w:rPr>
-          <w:t>11–12，</w:t>
-        </w:r>
-      </w:hyperlink>
-      <w:hyperlink r:id="rId55">
-        <w:r>
-          <w:rPr>
-            <w:lang w:val="zh_TW" w:bidi="zh_TW"/>
-          </w:rPr>
-          <w:rPr>
-            <w:color w:val="0000EE"/>
-            <w:u w:val="single"/>
-          </w:rPr>
-          <w:t>6:12–16</w:t>
-        </w:r>
-      </w:hyperlink>
-      <w:r>
-        <w:rPr>
-          <w:lang w:val="zh_TW" w:bidi="zh_TW"/>
-        </w:rPr>
-        <w:t>；</w:t>
-      </w:r>
-      <w:hyperlink r:id="rId56">
-        <w:r>
-          <w:rPr>
-            <w:lang w:val="zh_TW" w:bidi="zh_TW"/>
-          </w:rPr>
-          <w:rPr>
-            <w:color w:val="0000EE"/>
-            <w:u w:val="single"/>
-          </w:rPr>
-          <w:t>弗2:11–18</w:t>
-        </w:r>
-      </w:hyperlink>
-      <w:r>
-        <w:rPr>
-          <w:lang w:val="zh_TW" w:bidi="zh_TW"/>
-        </w:rPr>
-        <w:t>；</w:t>
-      </w:r>
-      <w:hyperlink r:id="rId57">
-        <w:r>
-          <w:rPr>
-            <w:lang w:val="zh_TW" w:bidi="zh_TW"/>
-          </w:rPr>
-          <w:rPr>
-            <w:color w:val="0000EE"/>
-            <w:u w:val="single"/>
-          </w:rPr>
-          <w:t>腓3:2–7</w:t>
-        </w:r>
-      </w:hyperlink>
-      <w:r>
-        <w:rPr>
-          <w:lang w:val="zh_TW" w:bidi="zh_TW"/>
-        </w:rPr>
-        <w:t>；</w:t>
-      </w:r>
-      <w:hyperlink r:id="rId58">
-        <w:r>
-          <w:rPr>
-            <w:lang w:val="zh_TW" w:bidi="zh_TW"/>
-          </w:rPr>
-          <w:rPr>
-            <w:color w:val="0000EE"/>
-            <w:u w:val="single"/>
-          </w:rPr>
-          <w:t>西2:11，</w:t>
-        </w:r>
-      </w:hyperlink>
-      <w:hyperlink r:id="rId59">
-        <w:r>
-          <w:rPr>
-            <w:lang w:val="zh_TW" w:bidi="zh_TW"/>
-          </w:rPr>
-          <w:rPr>
-            <w:color w:val="0000EE"/>
-            <w:u w:val="single"/>
-          </w:rPr>
-          <w:t>3:11</w:t>
+          <w:t>啟2:1–3:22</w:t>
         </w:r>
       </w:hyperlink>
       <w:r>

--- a/zht/docx/022.content.docx
+++ b/zht/docx/022.content.docx
@@ -19,7 +19,7 @@
         <w:rPr>
           <w:lang w:val="zh_TW" w:bidi="zh_TW"/>
         </w:rPr>
-        <w:t>Resource: Tyndale Open Study Notes</w:t>
+        <w:t>Resource: Aquifer Open Study Notes (Themes)</w:t>
       </w:r>
       <w:r>
         <w:rPr>
@@ -112,7 +112,7 @@
         <w:rPr>
           <w:lang w:val="zh_TW" w:bidi="zh_TW"/>
         </w:rPr>
-        <w:t>Tyndale Open Study Notes</w:t>
+        <w:t>Aquifer Open Study Notes (Themes)</w:t>
       </w:r>
     </w:p>
     <w:p>

--- a/zht/docx/022.content.docx
+++ b/zht/docx/022.content.docx
@@ -233,36 +233,24 @@
         </w:rPr>
         <w:t>在寫給亞細亞七個教會的書信中，使徒約翰使用了一個固定的文學模式（</w:t>
       </w:r>
-      <w:hyperlink r:id="rId13">
-        <w:r>
-          <w:rPr>
-            <w:lang w:val="zh_TW" w:bidi="zh_TW"/>
-          </w:rPr>
-          <w:rPr>
-            <w:color w:val="0000EE"/>
-            <w:u w:val="single"/>
-          </w:rPr>
-          <w:t>啟2–3章</w:t>
-        </w:r>
-      </w:hyperlink>
+      <w:r>
+        <w:rPr>
+          <w:lang w:val="zh_TW" w:bidi="zh_TW"/>
+        </w:rPr>
+        <w:t>啟2–3章</w:t>
+      </w:r>
       <w:r>
         <w:rPr>
           <w:lang w:val="zh_TW" w:bidi="zh_TW"/>
         </w:rPr>
         <w:t>）。每封信的開流，都是寫給某個城中的「教會的使者」。接著，引用「人子」異象中對耶穌某個特徵的描述（</w:t>
       </w:r>
-      <w:hyperlink r:id="rId14">
-        <w:r>
-          <w:rPr>
-            <w:lang w:val="zh_TW" w:bidi="zh_TW"/>
-          </w:rPr>
-          <w:rPr>
-            <w:color w:val="0000EE"/>
-            <w:u w:val="single"/>
-          </w:rPr>
-          <w:t>1:12–18</w:t>
-        </w:r>
-      </w:hyperlink>
+      <w:r>
+        <w:rPr>
+          <w:lang w:val="zh_TW" w:bidi="zh_TW"/>
+        </w:rPr>
+        <w:t>1:12–18</w:t>
+      </w:r>
       <w:r>
         <w:rPr>
           <w:lang w:val="zh_TW" w:bidi="zh_TW"/>
@@ -334,18 +322,12 @@
           <w:lang w:val="zh_TW" w:bidi="zh_TW"/>
         </w:rPr>
       </w:r>
-      <w:hyperlink r:id="rId13">
-        <w:r>
-          <w:rPr>
-            <w:lang w:val="zh_TW" w:bidi="zh_TW"/>
-          </w:rPr>
-          <w:rPr>
-            <w:color w:val="0000EE"/>
-            <w:u w:val="single"/>
-          </w:rPr>
-          <w:t>啟2:1–3:22</w:t>
-        </w:r>
-      </w:hyperlink>
+      <w:r>
+        <w:rPr>
+          <w:lang w:val="zh_TW" w:bidi="zh_TW"/>
+        </w:rPr>
+        <w:t>啟2:1–3:22</w:t>
+      </w:r>
       <w:r>
         <w:rPr>
           <w:lang w:val="zh_TW" w:bidi="zh_TW"/>
